--- a/Opcional/DIR opcional.docx
+++ b/Opcional/DIR opcional.docx
@@ -37,15 +37,7 @@
     </w:p>
     <w:p>
       <w:r>
-        <w:t xml:space="preserve">(dcllist ::= tipo </w:t>
-      </w:r>
-      <w:proofErr w:type="spellStart"/>
-      <w:r>
-        <w:t>dcl</w:t>
-      </w:r>
-      <w:proofErr w:type="spellEnd"/>
-      <w:r>
-        <w:t>) -&gt; CAB(tipo) = {"INTEGER", "REAL", "CHARACTER"}</w:t>
+        <w:t>(dcllist ::= tipo dcl) -&gt; CAB(tipo) = {"INTEGER", "REAL", "CHARACTER"}</w:t>
       </w:r>
     </w:p>
     <w:p/>
@@ -364,11 +356,25 @@
       </w:r>
     </w:p>
     <w:p>
-      <w:r>
+      <w:pPr>
+        <w:rPr>
+          <w:lang w:val="en-GB"/>
+        </w:rPr>
+      </w:pPr>
+      <w:r>
+        <w:rPr>
+          <w:lang w:val="en-GB"/>
+        </w:rPr>
         <w:t>(tipo ::= "CHARACTER" charlength) -&gt; {"CHARACTER"}</w:t>
       </w:r>
     </w:p>
-    <w:p/>
+    <w:p>
+      <w:pPr>
+        <w:rPr>
+          <w:lang w:val="en-GB"/>
+        </w:rPr>
+      </w:pPr>
+    </w:p>
     <w:p>
       <w:pPr>
         <w:rPr>
@@ -932,28 +938,12 @@
     </w:p>
     <w:p>
       <w:r>
-        <w:t xml:space="preserve">(casos ::= "CASE" </w:t>
-      </w:r>
-      <w:proofErr w:type="spellStart"/>
-      <w:r>
-        <w:t>caso_p</w:t>
-      </w:r>
-      <w:proofErr w:type="spellEnd"/>
-      <w:r>
-        <w:t>) -&gt; {"CASE"}</w:t>
+        <w:t>(casos ::= "CASE" caso_p) -&gt; {"CASE"}</w:t>
       </w:r>
     </w:p>
     <w:p/>
     <w:p>
-      <w:pPr>
-        <w:rPr>
-          <w:lang w:val="en-GB"/>
-        </w:rPr>
-      </w:pPr>
-      <w:r>
-        <w:rPr>
-          <w:lang w:val="en-GB"/>
-        </w:rPr>
+      <w:r>
         <w:t xml:space="preserve">(caso_p ::= "(" etiquetas ")" sentlist casos) -&gt; {"("} </w:t>
       </w:r>
     </w:p>
@@ -1012,77 +1002,81 @@
       </w:pPr>
     </w:p>
     <w:p>
-      <w:r>
+      <w:pPr>
+        <w:rPr>
+          <w:lang w:val="en-GB"/>
+        </w:rPr>
+      </w:pPr>
+      <w:r>
+        <w:rPr>
+          <w:lang w:val="en-GB"/>
+        </w:rPr>
         <w:t xml:space="preserve">(etiqueta_p ::= listaetiqetas) -&gt; CAB(listaetiqetas) </w:t>
       </w:r>
       <w:r>
         <w:rPr>
           <w:rFonts w:ascii="Cambria Math" w:hAnsi="Cambria Math" w:cs="Cambria Math"/>
+          <w:lang w:val="en-GB"/>
         </w:rPr>
         <w:t>∪</w:t>
       </w:r>
       <w:r>
+        <w:rPr>
+          <w:lang w:val="en-GB"/>
+        </w:rPr>
         <w:t xml:space="preserve"> SIG(etiqueta_p) = {",", ")"} </w:t>
       </w:r>
     </w:p>
     <w:p>
-      <w:r>
+      <w:pPr>
+        <w:rPr>
+          <w:lang w:val="en-GB"/>
+        </w:rPr>
+      </w:pPr>
+      <w:r>
+        <w:rPr>
+          <w:lang w:val="en-GB"/>
+        </w:rPr>
         <w:t>(etiqueta_p ::= ":" etiqueta_secundaria) -&gt; {":"}</w:t>
       </w:r>
     </w:p>
+    <w:p>
+      <w:pPr>
+        <w:rPr>
+          <w:lang w:val="en-GB"/>
+        </w:rPr>
+      </w:pPr>
+    </w:p>
+    <w:p>
+      <w:pPr>
+        <w:rPr>
+          <w:lang w:val="en-GB"/>
+        </w:rPr>
+      </w:pPr>
+      <w:r>
+        <w:rPr>
+          <w:lang w:val="en-GB"/>
+        </w:rPr>
+        <w:t>(etiqueta_secundaria ::= simpvalue) -&gt; CAB(simpvalue) = {NUM_INT_CONST, NUM_REAL_CONST, STRING_CONST, NUM_INT_CONST_B, NUM_INT_CONST_O, NUM_INT_CONST_H}</w:t>
+      </w:r>
+    </w:p>
+    <w:p>
+      <w:r>
+        <w:t>(etiqueta_secundaria ::= ʎ) -&gt; SIG(etiqueta_secundaria) = {")"}</w:t>
+      </w:r>
+    </w:p>
     <w:p/>
     <w:p>
-      <w:pPr>
-        <w:rPr>
-          <w:lang w:val="en-GB"/>
-        </w:rPr>
-      </w:pPr>
-      <w:r>
-        <w:rPr>
-          <w:lang w:val="en-GB"/>
-        </w:rPr>
-        <w:t>(etiqueta_secundaria ::= simpvalue) -&gt; CAB(simpvalue) = {NUM_INT_CONST, NUM_REAL_CONST, STRING_CONST, NUM_INT_CONST_B, NUM_INT_CONST_O, NUM_INT_CONST_H}</w:t>
-      </w:r>
-    </w:p>
-    <w:p>
-      <w:r>
-        <w:t>(etiqueta_secundaria ::= ʎ) -&gt; SIG(etiqueta_secundaria) = {")"}</w:t>
+      <w:r>
+        <w:t xml:space="preserve">(listaetiqetas ::= "," simpvalue listaetiqetas) -&gt; {","} </w:t>
+      </w:r>
+    </w:p>
+    <w:p>
+      <w:r>
+        <w:t>(listaetiqetas ::= ʎ) -&gt; SIG(listaetiqetas) = {")"}</w:t>
       </w:r>
     </w:p>
     <w:p/>
-    <w:p>
-      <w:pPr>
-        <w:rPr>
-          <w:lang w:val="en-GB"/>
-        </w:rPr>
-      </w:pPr>
-      <w:r>
-        <w:rPr>
-          <w:lang w:val="en-GB"/>
-        </w:rPr>
-        <w:t xml:space="preserve">(listaetiqetas ::= "," simpvalue listaetiqetas) -&gt; {","} </w:t>
-      </w:r>
-    </w:p>
-    <w:p>
-      <w:pPr>
-        <w:rPr>
-          <w:lang w:val="en-GB"/>
-        </w:rPr>
-      </w:pPr>
-      <w:r>
-        <w:rPr>
-          <w:lang w:val="en-GB"/>
-        </w:rPr>
-        <w:t>(listaetiqetas ::= ʎ) -&gt; SIG(listaetiqetas) = {")"}</w:t>
-      </w:r>
-    </w:p>
-    <w:p>
-      <w:pPr>
-        <w:rPr>
-          <w:lang w:val="en-GB"/>
-        </w:rPr>
-      </w:pPr>
-    </w:p>
     <w:p>
       <w:pPr>
         <w:rPr>
@@ -1793,15 +1787,56 @@
     </w:p>
     <w:p/>
     <w:p>
-      <w:r>
+      <w:pPr>
+        <w:rPr>
+          <w:lang w:val="en-GB"/>
+        </w:rPr>
+      </w:pPr>
+      <w:r>
+        <w:rPr>
+          <w:lang w:val="en-GB"/>
+        </w:rPr>
         <w:t>(Y3 ::= "INTENT" "(" tipoparam ")" IDENT ";" Y1) -&gt; {"INTENT"}</w:t>
       </w:r>
     </w:p>
     <w:p>
-      <w:r>
+      <w:pPr>
+        <w:rPr>
+          <w:lang w:val="en-GB"/>
+        </w:rPr>
+      </w:pPr>
+      <w:r>
+        <w:rPr>
+          <w:lang w:val="en-GB"/>
+        </w:rPr>
         <w:t>(Y3 ::= "PARAMETER" "::" IDENT "=" simpvalue ctelist ";" dcllist) -&gt; {"PARAMETER"}</w:t>
       </w:r>
     </w:p>
+    <w:p>
+      <w:pPr>
+        <w:rPr>
+          <w:lang w:val="en-GB"/>
+        </w:rPr>
+      </w:pPr>
+    </w:p>
+    <w:p>
+      <w:pPr>
+        <w:rPr>
+          <w:lang w:val="en-GB"/>
+        </w:rPr>
+      </w:pPr>
+      <w:r>
+        <w:rPr>
+          <w:lang w:val="en-GB"/>
+        </w:rPr>
+        <w:t>(Z1 ::= ʎ) -&gt; SIG(Z1) = {IDENT, "CALL", "IF", "DO", "SELECT"}</w:t>
+      </w:r>
+    </w:p>
+    <w:p>
+      <w:r>
+        <w:t>(Z1 ::= tipo Z2) -&gt; CAB(tipo) = {"INTEGER", "REAL", "CHARACTER"}</w:t>
+      </w:r>
+    </w:p>
     <w:p/>
     <w:p>
       <w:pPr>
@@ -1813,25 +1848,6 @@
         <w:rPr>
           <w:lang w:val="en-GB"/>
         </w:rPr>
-        <w:t>(Z1 ::= ʎ) -&gt; SIG(Z1) = {IDENT, "CALL", "IF", "DO", "SELECT"}</w:t>
-      </w:r>
-    </w:p>
-    <w:p>
-      <w:r>
-        <w:t>(Z1 ::= tipo Z2) -&gt; CAB(tipo) = {"INTEGER", "REAL", "CHARACTER"}</w:t>
-      </w:r>
-    </w:p>
-    <w:p/>
-    <w:p>
-      <w:pPr>
-        <w:rPr>
-          <w:lang w:val="en-GB"/>
-        </w:rPr>
-      </w:pPr>
-      <w:r>
-        <w:rPr>
-          <w:lang w:val="en-GB"/>
-        </w:rPr>
         <w:t>(Z2 ::= "," Z3) -&gt; {","}</w:t>
       </w:r>
     </w:p>
@@ -1878,7 +1894,19 @@
         <w:rPr>
           <w:lang w:val="en-GB"/>
         </w:rPr>
-        <w:t>(Z3 ::= "PARAMETER" "::" IDENT "=" simpvalue ctelist ";" dcllist) -&gt; {"PARAMETER"}</w:t>
+        <w:t>(Z3 ::= "PARAMETER" "::" IDENT "=" simpvalue ctelist ";" dcllist) -&gt; {</w:t>
+      </w:r>
+      <w:r>
+        <w:rPr>
+          <w:lang w:val="en-GB"/>
+        </w:rPr>
+        <w:t>“</w:t>
+      </w:r>
+      <w:r>
+        <w:rPr>
+          <w:lang w:val="en-GB"/>
+        </w:rPr>
+        <w:t>PARAMETER"}</w:t>
       </w:r>
     </w:p>
     <w:p>
@@ -2501,6 +2529,7 @@
   <w:style w:type="character" w:default="1" w:styleId="Fuentedeprrafopredeter">
     <w:name w:val="Default Paragraph Font"/>
     <w:uiPriority w:val="1"/>
+    <w:semiHidden/>
     <w:unhideWhenUsed/>
   </w:style>
   <w:style w:type="table" w:default="1" w:styleId="Tablanormal">
